--- a/SAJE_292892_revision/deliverables_round3/07_Response_to_Reviewer_A.docx
+++ b/SAJE_292892_revision/deliverables_round3/07_Response_to_Reviewer_A.docx
@@ -315,7 +315,7 @@
         <w:pStyle w:val="BodyText"/>
       </w:pPr>
       <w:r>
-        <w:t xml:space="preserve">We agree with each point and have revised the text accordingly. The pooled sample fails the pre-trend diagnostic, the post-coverage estimates are now presented as conditional on assumption (2), and the conclusions rest mainly on the descriptive evidence of selection.</w:t>
+        <w:t xml:space="preserve">We agree with each point and have revised the text accordingly. The pooled sample fails the pre-trend diagnostic, the post-coverage estimates are now presented as conditional on the parallel trends assumption, and the conclusions rest mainly on the descriptive evidence of selection.</w:t>
       </w:r>
     </w:p>
     <w:p>
@@ -370,7 +370,7 @@
         <w:t xml:space="preserve">“</w:t>
       </w:r>
       <w:r>
-        <w:t xml:space="preserve">We therefore treat the post-coverage estimates as conditional on assumption (2) and give most weight to evidence that does not depend on it: the ordering of growth and entry, and the contrast between waves with and without a run-up.</w:t>
+        <w:t xml:space="preserve">We therefore treat the post-coverage estimates as conditional on the parallel trends assumption and give most weight to evidence that does not depend on it: the ordering of growth and entry, and the contrast between waves with and without a run-up.</w:t>
       </w:r>
       <w:r>
         <w:t xml:space="preserve">”</w:t>
@@ -408,7 +408,7 @@
         <w:t xml:space="preserve">“</w:t>
       </w:r>
       <w:r>
-        <w:t xml:space="preserve">Only reading the post-coverage part as an effect of coverage depends on assumption (2).</w:t>
+        <w:t xml:space="preserve">Only reading the post-coverage part as an effect of coverage depends on the parallel trends assumption.</w:t>
       </w:r>
       <w:r>
         <w:t xml:space="preserve">”</w:t>
@@ -426,7 +426,7 @@
         <w:t xml:space="preserve">“</w:t>
       </w:r>
       <w:r>
-        <w:t xml:space="preserve">Average Change After Entry Under Assumption (2),</w:t>
+        <w:t xml:space="preserve">Average Change After Entry Under Parallel Trends,</w:t>
       </w:r>
       <w:r>
         <w:t xml:space="preserve">”</w:t>
@@ -1315,7 +1315,7 @@
               <w:jc w:val="left"/>
             </w:pPr>
             <w:r>
-              <w:t xml:space="preserve">Pre-trend reading corrected; arguments for and against assumption (2); observed path separated from causal reading</w:t>
+              <w:t xml:space="preserve">Pre-trend reading corrected; arguments for and against the parallel trends assumption; observed path separated from causal reading</w:t>
             </w:r>
           </w:p>
         </w:tc>

--- a/SAJE_292892_revision/deliverables_round3/07_Response_to_Reviewer_A.docx
+++ b/SAJE_292892_revision/deliverables_round3/07_Response_to_Reviewer_A.docx
@@ -521,7 +521,7 @@
         <w:pStyle w:val="BodyText"/>
       </w:pPr>
       <w:r>
-        <w:t xml:space="preserve">Each row of Table 4 changes one feature. Restricting to firms observed in both g − 1 and g, so that every later row draws on the same set of firms, changes the MTB estimate by −0.005. Averaging event years 1 to 4 instead of 0 to 3, with the reference year unchanged, changes it by −0.016 (standard error 0.009). Moving the reference year from g − 1 to g, which is what a one-year-later dating does to the comparison, changes it by −0.044 (standard error 0.019), 62% of the total gap of −0.070. Measuring size in g and returning to all firms change little (0.002 and −0.008). Rows 7 to 10 repeat the steps for the cohorts observed through event year 4 and show the same pattern. The difference between the two estimates therefore comes mainly from the reference period, not from sample composition. Its economic meaning is that the later dating compares every later valuation with the first recorded year, the high point of the relative MTB path that followed the run-up: moving the reference year subtracts from each later estimate the change of the same scored firms, relative to the same never-scored firms, between g − 1 and g. The step of −0.044 is this event-year-0 change averaged with the weights of event years 1 to 4, an accounting identity rather than a separate estimate, so part of the decline under the later dating is the rise in the first recorded year itself. Because the steps are sequential, the shares depend on their order; we take the window step before the reference step.</w:t>
+        <w:t xml:space="preserve">Each row of Table 4 changes one feature. Restricting to firms observed in both g − 1 and g, so that every later row draws on the same set of firms, changes the MTB estimate by −0.005. Averaging event years 1 to 4 instead of 0 to 3, with the reference year unchanged, changes it by −0.016 (standard error 0.009). Moving the reference year from g − 1 to g, which is what a one-year-later dating does to the comparison, changes it by −0.044 (standard error 0.019), 62% of the total gap of −0.070. Measuring size in g and returning to all firms change little (0.002 and −0.008). Rows 7 to 10 repeat the steps for the cohorts observed through event year 4 and show the same pattern. The difference between the two estimates therefore comes mainly from the reference period, not from sample composition. Its economic meaning is that the later dating compares every later valuation with the first recorded year, after each cohort’s own rise in that year: moving the reference year subtracts from each later estimate the change of the same scored firms, relative to the same never-scored firms, between g − 1 and g. The step of −0.044 is each cohort’s own change between g − 1 and g averaged with the weights of event years 1 to 4, an accounting identity rather than a separate estimate, so part of the decline under the later dating is the rise in the first recorded year itself. Because the steps are sequential, the shares depend on their order; we take the window step before the reference step.</w:t>
       </w:r>
     </w:p>
     <w:p>
@@ -555,7 +555,7 @@
         <w:t xml:space="preserve"> </w:t>
       </w:r>
       <w:r>
-        <w:t xml:space="preserve">We report both estimates as answers to different questions. Neither isolates an effect of coverage, because the later dating measures valuations from the high point that followed the run-up. Section 5.4 states the two readings, a reversal of the run-up that could hide a gain or a negative effect of coverage, and that the data cannot separate them. What the datings share is that neither shows a gain and that the decline appears only where a run-up preceded entry.</w:t>
+        <w:t xml:space="preserve">We report both estimates as answers to different questions. Neither isolates an effect of coverage, because the later dating measures valuations from the first recorded year, after the rise in that year. Section 5.4 states the two readings, a reversal of the run-up that could hide a gain or a negative effect of coverage, and that the data cannot separate them. What the datings share is that neither shows a gain and that the decline appears only where a run-up preceded entry.</w:t>
       </w:r>
     </w:p>
     <w:bookmarkEnd w:id="22"/>
@@ -901,7 +901,7 @@
         <w:pStyle w:val="BodyText"/>
       </w:pPr>
       <w:r>
-        <w:t xml:space="preserve">Table S8 compares firm-years with and without an MTB ratio. Firm-years without one are more often highly levered (leverage above 0.5 in 25.4% of never-scored firm-years without a ratio, against 8.4% with one) and more often Indonesian (38.9% against 24.1%), consistent with financial distress and with gaps in market data. Only 21.5% of never-scored and 24.8% of scored firm-years without a ratio have a market capitalization, so most gaps are missing market data rather than negative book equity alone. Of the 50 scored firms that do not enter the MTB estimate, those with base-year total assets have a median similar to that of firms that do (280.3 against 294.3 million U.S. dollars), so the missing ratios do not shift the median size of scored firms.</w:t>
+        <w:t xml:space="preserve">All missing-data shares are now computed over listed firm-years: every firm has a row for each year from 2014 to 2024, and the 3,647 rows before a firm lists carry no data. On this basis, MTB ratios are missing for 18.5% of never-scored and 9.0% of scored firm-years. Table S8 compares firm-years with and without an MTB ratio. Firm-years without one are more often highly levered (leverage above 0.5 in 25.4% of never-scored firm-years without a ratio, against 8.4% with one) and more often Indonesian (36.2% against 24.1%), consistent with financial distress and with gaps in market data. Only 36.7% of never-scored and 36.6% of scored firm-years without a ratio have a market capitalization, so most gaps are missing market data rather than negative book equity alone. Of the 50 scored firms that do not enter the MTB estimate, those with base-year total assets have a median similar to that of firms that do (280.3 against 294.3 million U.S. dollars), so the missing ratios do not shift the median size of scored firms.</w:t>
       </w:r>
     </w:p>
     <w:p>
